--- a/4. RESULTADOS/04_decision_medida/T03_estabilidad_entre_bases.docx
+++ b/4. RESULTADOS/04_decision_medida/T03_estabilidad_entre_bases.docx
@@ -35,7 +35,7 @@
         <w:tblLook w:firstRow="1" w:lastRow="0" w:firstColumn="0" w:lastColumn="0" w:noHBand="0" w:noVBand="1"/>
       </w:tblPr>
       <w:tblGrid>
-        <w:gridCol w:w="1585"/>
+        <w:gridCol w:w="2587"/>
         <w:gridCol w:w="1316"/>
         <w:gridCol w:w="1206"/>
         <w:gridCol w:w="1389"/>
@@ -321,7 +321,7 @@
                 <w:szCs w:val="22"/>
                 <w:color w:val="000000"/>
               </w:rPr>
-              <w:t xml:space="preserve">Exposure</w:t>
+              <w:t xml:space="preserve">Proporción de obreros</w:t>
             </w:r>
           </w:p>
         </w:tc>
@@ -546,7 +546,7 @@
                 <w:szCs w:val="22"/>
                 <w:color w:val="000000"/>
               </w:rPr>
-              <w:t xml:space="preserve">Golpe A</w:t>
+              <w:t xml:space="preserve">Golpe costo</w:t>
             </w:r>
           </w:p>
         </w:tc>
@@ -601,7 +601,7 @@
                 <w:szCs w:val="22"/>
                 <w:color w:val="000000"/>
               </w:rPr>
-              <w:t xml:space="preserve">5,409</w:t>
+              <w:t xml:space="preserve">6,068</w:t>
             </w:r>
           </w:p>
         </w:tc>
@@ -656,7 +656,7 @@
                 <w:szCs w:val="22"/>
                 <w:color w:val="000000"/>
               </w:rPr>
-              <w:t xml:space="preserve">0.7322</w:t>
+              <w:t xml:space="preserve">0.7382</w:t>
             </w:r>
           </w:p>
         </w:tc>
@@ -711,7 +711,7 @@
                 <w:szCs w:val="22"/>
                 <w:color w:val="000000"/>
               </w:rPr>
-              <w:t xml:space="preserve">0.7384</w:t>
+              <w:t xml:space="preserve">0.7544</w:t>
             </w:r>
           </w:p>
         </w:tc>
@@ -771,7 +771,7 @@
                 <w:szCs w:val="22"/>
                 <w:color w:val="000000"/>
               </w:rPr>
-              <w:t xml:space="preserve">Golpe costo</w:t>
+              <w:t xml:space="preserve">Golpe A</w:t>
             </w:r>
           </w:p>
         </w:tc>
@@ -826,7 +826,7 @@
                 <w:szCs w:val="22"/>
                 <w:color w:val="000000"/>
               </w:rPr>
-              <w:t xml:space="preserve">5,557</w:t>
+              <w:t xml:space="preserve">5,485</w:t>
             </w:r>
           </w:p>
         </w:tc>
@@ -881,7 +881,7 @@
                 <w:szCs w:val="22"/>
                 <w:color w:val="000000"/>
               </w:rPr>
-              <w:t xml:space="preserve">0.7316</w:t>
+              <w:t xml:space="preserve">0.7194</w:t>
             </w:r>
           </w:p>
         </w:tc>
@@ -936,7 +936,7 @@
                 <w:szCs w:val="22"/>
                 <w:color w:val="000000"/>
               </w:rPr>
-              <w:t xml:space="preserve">0.7371</w:t>
+              <w:t xml:space="preserve">0.7330</w:t>
             </w:r>
           </w:p>
         </w:tc>
@@ -1051,7 +1051,7 @@
                 <w:szCs w:val="22"/>
                 <w:color w:val="000000"/>
               </w:rPr>
-              <w:t xml:space="preserve">5,436</w:t>
+              <w:t xml:space="preserve">5,485</w:t>
             </w:r>
           </w:p>
         </w:tc>
@@ -1106,7 +1106,7 @@
                 <w:szCs w:val="22"/>
                 <w:color w:val="000000"/>
               </w:rPr>
-              <w:t xml:space="preserve">0.7228</w:t>
+              <w:t xml:space="preserve">0.7177</w:t>
             </w:r>
           </w:p>
         </w:tc>
@@ -1161,7 +1161,7 @@
                 <w:szCs w:val="22"/>
                 <w:color w:val="000000"/>
               </w:rPr>
-              <w:t xml:space="preserve">0.7233</w:t>
+              <w:t xml:space="preserve">0.7202</w:t>
             </w:r>
           </w:p>
         </w:tc>
@@ -1221,7 +1221,7 @@
                 <w:szCs w:val="22"/>
                 <w:color w:val="000000"/>
               </w:rPr>
-              <w:t xml:space="preserve">Bite</w:t>
+              <w:t xml:space="preserve">Kaitz de obreros</w:t>
             </w:r>
           </w:p>
         </w:tc>
@@ -1276,7 +1276,7 @@
                 <w:szCs w:val="22"/>
                 <w:color w:val="000000"/>
               </w:rPr>
-              <w:t xml:space="preserve">3,691</w:t>
+              <w:t xml:space="preserve">4,744</w:t>
             </w:r>
           </w:p>
         </w:tc>
@@ -1331,7 +1331,7 @@
                 <w:szCs w:val="22"/>
                 <w:color w:val="000000"/>
               </w:rPr>
-              <w:t xml:space="preserve">0.5699</w:t>
+              <w:t xml:space="preserve">0.5719</w:t>
             </w:r>
           </w:p>
         </w:tc>
@@ -1386,7 +1386,7 @@
                 <w:szCs w:val="22"/>
                 <w:color w:val="000000"/>
               </w:rPr>
-              <w:t xml:space="preserve">0.5525</w:t>
+              <w:t xml:space="preserve">0.5903</w:t>
             </w:r>
           </w:p>
         </w:tc>
